--- a/04_問卷分析報告/中文網頁版Word/臺灣公民科技生態系調查－精華版（網頁版）.docx
+++ b/04_問卷分析報告/中文網頁版Word/臺灣公民科技生態系調查－精華版（網頁版）.docx
@@ -68,7 +68,7 @@
     <w:p>
       <w:r>
         <w:rPr/>
-        <w:t>每場黑客松都有不少專案在找夥伴。但對真正做過專案的人來說，找夥伴不是最難的。最難的是維持穩定進度、讓成果發揮影響力，還有核心成員累垮。</w:t>
+        <w:t>每場黑客松都有不少專案在找夥伴。但對真正做過專案的人來說，找夥伴不是最難的。最難的是維持穩定進度、讓成果發揮影響力，還有避免核心成員累垮。</w:t>
       </w:r>
     </w:p>
     <w:p>
